--- a/docs/entrevistas/Entrevista E05.docx
+++ b/docs/entrevistas/Entrevista E05.docx
@@ -20,7 +20,7 @@
           <w:szCs w:val="26"/>
           <w:rtl w:val="0"/>
         </w:rPr>
-        <w:t xml:space="preserve">A.55</w:t>
+        <w:t xml:space="preserve">E05</w:t>
       </w:r>
     </w:p>
     <w:p>

--- a/docs/entrevistas/Entrevista E05.docx
+++ b/docs/entrevistas/Entrevista E05.docx
@@ -102,13 +102,13 @@
           <w:bCs w:val="1"/>
           <w:rtl w:val="0"/>
         </w:rPr>
-        <w:t xml:space="preserve">R1:</w:t>
-      </w:r>
-      <w:r>
-        <w:rPr>
-          <w:rtl w:val="0"/>
-        </w:rPr>
-        <w:t xml:space="preserve"> Empezó en la mañana temprano colocando gotas oftalmológicas. "Día y noche con gotas cada tres horas" para evitar que el padre pierda su ojo. El padre es autovalente para su aseo y se mueve en la casa (cocina), "todo lo que uno hace en la casa y a eso se le suma el cuidado de él".</w:t>
+        <w:t xml:space="preserve">R1: Empezó en la mañana temprano colocando gotas. "Día y noche con gotas cada tres horas" según su tratamiento. El padre es autovalente para su aseo y se mueve en la casa (cocina), "todo lo que uno hace en la casa y a eso se le suma el cuidado de él".</w:t>
+      </w:r>
+      <w:r>
+        <w:rPr>
+          <w:rtl w:val="0"/>
+        </w:rPr>
+        <w:t xml:space="preserve"/>
       </w:r>
     </w:p>
     <w:p>
